--- a/KUWAIT AIP/KUWAIT AIP.docx
+++ b/KUWAIT AIP/KUWAIT AIP.docx
@@ -112,7 +112,7 @@
                   <w:rPr>
                     <w:rtl w:val="0"/>
                   </w:rPr>
-                  <w:t xml:space="preserve">15,000 - 55٫000</w:t>
+                  <w:t xml:space="preserve">10,000 - 55٫000</w:t>
                 </w:r>
               </w:p>
             </w:tc>
@@ -307,7 +307,7 @@
     <w:sdt>
       <w:sdtPr>
         <w:lock w:val="contentLocked"/>
-        <w:tag w:val="goog_rdk_1"/>
+        <w:tag w:val="goog_rdk_2"/>
       </w:sdtPr>
       <w:sdtContent>
         <w:tbl>
@@ -351,25 +351,32 @@
                 </w:tcMar>
                 <w:vAlign w:val="top"/>
               </w:tcPr>
-              <w:p>
-                <w:pPr>
-                  <w:pStyle w:val="Heading1"/>
-                  <w:rPr/>
-                </w:pPr>
-                <w:bookmarkStart w:colFirst="0" w:colLast="0" w:name="_heading=h.yhwvmdibuh33" w:id="0"/>
-                <w:bookmarkEnd w:id="0"/>
-                <w:r>
-                  <w:rPr>
-                    <w:rtl w:val="0"/>
-                  </w:rPr>
-                  <w:t xml:space="preserve">Aerodromes</w:t>
-                </w:r>
-                <w:r>
-                  <w:rPr>
-                    <w:rtl w:val="0"/>
-                  </w:rPr>
-                </w:r>
-              </w:p>
+              <w:sdt>
+                <w:sdtPr>
+                  <w:tag w:val="goog_rdk_1"/>
+                </w:sdtPr>
+                <w:sdtContent>
+                  <w:p>
+                    <w:pPr>
+                      <w:pStyle w:val="Heading1"/>
+                      <w:rPr/>
+                    </w:pPr>
+                    <w:bookmarkStart w:colFirst="0" w:colLast="0" w:name="_heading=h.yhwvmdibuh33" w:id="0"/>
+                    <w:bookmarkEnd w:id="0"/>
+                    <w:r>
+                      <w:rPr>
+                        <w:rtl w:val="0"/>
+                      </w:rPr>
+                      <w:t xml:space="preserve">Aerodromes</w:t>
+                    </w:r>
+                    <w:r>
+                      <w:rPr>
+                        <w:rtl w:val="0"/>
+                      </w:rPr>
+                    </w:r>
+                  </w:p>
+                </w:sdtContent>
+              </w:sdt>
             </w:tc>
           </w:tr>
         </w:tbl>
@@ -389,7 +396,7 @@
     <w:sdt>
       <w:sdtPr>
         <w:lock w:val="contentLocked"/>
-        <w:tag w:val="goog_rdk_2"/>
+        <w:tag w:val="goog_rdk_3"/>
       </w:sdtPr>
       <w:sdtContent>
         <w:tbl>
@@ -4385,7 +4392,7 @@
               <w:rPr>
                 <w:rtl w:val="0"/>
               </w:rPr>
-              <w:t xml:space="preserve">FL 150(15,000FT) FL300(30,000FT) MAX SPD UNLIMITED (UNLESS INSTRUCTED BY ATC) ALT EVEN LVLS</w:t>
+              <w:t xml:space="preserve">FL 100(10,000FT) FL300(30,000FT) MAX SPD UNLIMITED (UNLESS INSTRUCTED BY ATC) ALT EVEN LVLS</w:t>
             </w:r>
           </w:p>
         </w:tc>
@@ -4449,7 +4456,7 @@
               <w:rPr>
                 <w:rtl w:val="0"/>
               </w:rPr>
-              <w:t xml:space="preserve">FL 150(15,000FT) FL300(30,000FT) MAX SPD UNLIMITED (UNLESS INSTRUCTED BY ATC) ALT EVEN LVLS</w:t>
+              <w:t xml:space="preserve">FL 100(10,000FT) FL300(30,000FT) MAX SPD UNLIMITED (UNLESS INSTRUCTED BY ATC) ALT EVEN LVLS</w:t>
             </w:r>
           </w:p>
         </w:tc>
@@ -4513,7 +4520,7 @@
               <w:rPr>
                 <w:rtl w:val="0"/>
               </w:rPr>
-              <w:t xml:space="preserve">FL 150(15,000FT) FL300(30,000FT) MAX SPD UNLIMITED (UNLESS INSTRUCTED BY ATC) ALT ODD LVLS</w:t>
+              <w:t xml:space="preserve">FL 100(10,000FT) FL300(30,000FT) MAX SPD UNLIMITED (UNLESS INSTRUCTED BY ATC) ALT ODD LVLS</w:t>
             </w:r>
           </w:p>
         </w:tc>
@@ -4577,7 +4584,7 @@
               <w:rPr>
                 <w:rtl w:val="0"/>
               </w:rPr>
-              <w:t xml:space="preserve">FL 150(15,000FT) FL300(30,000FT) MAX SPD UNLIMITED (UNLESS INSTRUCTED BY ATC) ALT EVEN LVLS</w:t>
+              <w:t xml:space="preserve">FL 100(10,000FT) FL300(30,000FT) MAX SPD UNLIMITED (UNLESS INSTRUCTED BY ATC) ALT EVEN LVLS</w:t>
             </w:r>
           </w:p>
         </w:tc>
@@ -4641,7 +4648,7 @@
               <w:rPr>
                 <w:rtl w:val="0"/>
               </w:rPr>
-              <w:t xml:space="preserve">FL 150(15,000FT) FL300(30,000FT) MAX SPD UNLIMITED (UNLESS INSTRUCTED BY ATC) ALT EVEN LVLS</w:t>
+              <w:t xml:space="preserve">FL 100(10,000FT) FL300(30,000FT) MAX SPD UNLIMITED (UNLESS INSTRUCTED BY ATC) ALT EVEN LVLS</w:t>
             </w:r>
           </w:p>
         </w:tc>
@@ -4705,7 +4712,7 @@
               <w:rPr>
                 <w:rtl w:val="0"/>
               </w:rPr>
-              <w:t xml:space="preserve">FL 150(15,000FT) FL300(30,000FT) MAX SPD UNLIMITED (UNLESS INSTRUCTED BY ATC) ALT ODD LVLS</w:t>
+              <w:t xml:space="preserve">FL 100(10,000FT) FL300(30,000FT) MAX SPD UNLIMITED (UNLESS INSTRUCTED BY ATC) ALT ODD LVLS</w:t>
             </w:r>
           </w:p>
         </w:tc>
@@ -4769,7 +4776,7 @@
               <w:rPr>
                 <w:rtl w:val="0"/>
               </w:rPr>
-              <w:t xml:space="preserve">FL 150(15,000FT) FL300(30,000FT) MAX SPD UNLIMITED (UNLESS INSTRUCTED BY ATC) ALT ODD LVLS</w:t>
+              <w:t xml:space="preserve">FL 100(10,000FT) FL300(30,000FT) MAX SPD UNLIMITED (UNLESS INSTRUCTED BY ATC) ALT ODD LVLS</w:t>
             </w:r>
           </w:p>
         </w:tc>
@@ -4833,7 +4840,7 @@
               <w:rPr>
                 <w:rtl w:val="0"/>
               </w:rPr>
-              <w:t xml:space="preserve">FL 150(15,000FT) FL300(30,000FT) MAX SPD UNLIMITED (UNLESS INSTRUCTED BY ATC) ALT EVEN LVLS</w:t>
+              <w:t xml:space="preserve">FL 100(10,000FT) FL300(30,000FT) MAX SPD UNLIMITED (UNLESS INSTRUCTED BY ATC) ALT EVEN LVLS</w:t>
             </w:r>
           </w:p>
         </w:tc>
@@ -4897,7 +4904,7 @@
               <w:rPr>
                 <w:rtl w:val="0"/>
               </w:rPr>
-              <w:t xml:space="preserve">FL 150(15,000FT) FL300(30,000FT) MAX SPD UNLIMITED (UNLESS INSTRUCTED BY ATC) ALT ODD LVLS</w:t>
+              <w:t xml:space="preserve">FL 100(10,000FT) FL300(30,000FT) MAX SPD UNLIMITED (UNLESS INSTRUCTED BY ATC) ALT ODD LVLS</w:t>
             </w:r>
           </w:p>
         </w:tc>
@@ -4961,7 +4968,7 @@
               <w:rPr>
                 <w:rtl w:val="0"/>
               </w:rPr>
-              <w:t xml:space="preserve">FL 150(15,000FT) FL300(30,000FT) MAX SPD UNLIMITED (UNLESS INSTRUCTED BY ATC) ALT ODD LVLS</w:t>
+              <w:t xml:space="preserve">FL 100(10,000FT) FL300(30,000FT) MAX SPD UNLIMITED (UNLESS INSTRUCTED BY ATC) ALT ODD LVLS</w:t>
             </w:r>
           </w:p>
         </w:tc>
@@ -5025,7 +5032,7 @@
               <w:rPr>
                 <w:rtl w:val="0"/>
               </w:rPr>
-              <w:t xml:space="preserve">FL 150(15,000FT) FL300(30,000FT) MAX SPD UNLIMITED (UNLESS INSTRUCTED BY ATC) ALT ODD LVLS</w:t>
+              <w:t xml:space="preserve">FL 100(10,000FT) FL300(30,000FT) MAX SPD UNLIMITED (UNLESS INSTRUCTED BY ATC) ALT ODD LVLS</w:t>
             </w:r>
           </w:p>
         </w:tc>
@@ -5089,7 +5096,7 @@
               <w:rPr>
                 <w:rtl w:val="0"/>
               </w:rPr>
-              <w:t xml:space="preserve">FL 150(15,000FT) FL300(30,000FT) MAX SPD UNLIMITED (UNLESS INSTRUCTED BY ATC) ALT EVEN LVLS</w:t>
+              <w:t xml:space="preserve">FL 100(10,000FT) FL300(30,000FT) MAX SPD UNLIMITED (UNLESS INSTRUCTED BY ATC) ALT EVEN LVLS</w:t>
             </w:r>
           </w:p>
         </w:tc>
@@ -5153,7 +5160,7 @@
               <w:rPr>
                 <w:rtl w:val="0"/>
               </w:rPr>
-              <w:t xml:space="preserve">FL 150(15,000FT) FL300(30,000FT) MAX SPD UNLIMITED (UNLESS INSTRUCTED BY ATC) ALT EVEN LVLS</w:t>
+              <w:t xml:space="preserve">FL 100(10,000FT) FL300(30,000FT) MAX SPD UNLIMITED (UNLESS INSTRUCTED BY ATC) ALT EVEN LVLS</w:t>
             </w:r>
           </w:p>
         </w:tc>
@@ -5217,7 +5224,7 @@
               <w:rPr>
                 <w:rtl w:val="0"/>
               </w:rPr>
-              <w:t xml:space="preserve">FL 150(15,000FT) FL300(30,000FT) MAX SPD UNLIMITED (UNLESS INSTRUCTED BY ATC) ALT EVEN LVLS</w:t>
+              <w:t xml:space="preserve">FL 100(10,000FT) FL300(30,000FT) MAX SPD UNLIMITED (UNLESS INSTRUCTED BY ATC) ALT EVEN LVLS</w:t>
             </w:r>
           </w:p>
         </w:tc>
@@ -5281,7 +5288,7 @@
               <w:rPr>
                 <w:rtl w:val="0"/>
               </w:rPr>
-              <w:t xml:space="preserve">FL 150(15,000FT) FL300(30,000FT) MAX SPD UNLIMITED (UNLESS INSTRUCTED BY ATC) ALT EVEN LVLS</w:t>
+              <w:t xml:space="preserve">FL 100(10,000FT) FL300(30,000FT) MAX SPD UNLIMITED (UNLESS INSTRUCTED BY ATC) ALT EVEN LVLS</w:t>
             </w:r>
           </w:p>
         </w:tc>
@@ -5345,7 +5352,7 @@
               <w:rPr>
                 <w:rtl w:val="0"/>
               </w:rPr>
-              <w:t xml:space="preserve">FL 150(15,000FT) FL300(30,000FT) MAX SPD UNLIMITED (UNLESS INSTRUCTED BY ATC) ALT EVEN LVLS</w:t>
+              <w:t xml:space="preserve">FL 100(10,000FT) FL300(30,000FT) MAX SPD UNLIMITED (UNLESS INSTRUCTED BY ATC) ALT EVEN LVLS</w:t>
             </w:r>
           </w:p>
         </w:tc>
@@ -5409,7 +5416,7 @@
               <w:rPr>
                 <w:rtl w:val="0"/>
               </w:rPr>
-              <w:t xml:space="preserve">FL 150(15,000FT) FL300(30,000FT) MAX SPD UNLIMITED (UNLESS INSTRUCTED BY ATC) ALT EVEN LVLS</w:t>
+              <w:t xml:space="preserve">FL 100(10,000FT) FL300(30,000FT) MAX SPD UNLIMITED (UNLESS INSTRUCTED BY ATC) ALT EVEN LVLS</w:t>
             </w:r>
           </w:p>
         </w:tc>
@@ -5473,7 +5480,7 @@
               <w:rPr>
                 <w:rtl w:val="0"/>
               </w:rPr>
-              <w:t xml:space="preserve">FL 150(15,000FT) FL300(30,000FT) MAX SPD UNLIMITED (UNLESS INSTRUCTED BY ATC) ALT ODD LVLS</w:t>
+              <w:t xml:space="preserve">FL 100(10,000FT) FL300(30,000FT) MAX SPD UNLIMITED (UNLESS INSTRUCTED BY ATC) ALT ODD LVLS</w:t>
             </w:r>
           </w:p>
         </w:tc>
@@ -6623,7 +6630,7 @@
 
 <file path=customXML/item1.xml><?xml version="1.0" encoding="utf-8"?>
 <go:gDocsCustomXmlDataStorage xmlns:go="http://customooxmlschemas.google.com/" xmlns:r="http://schemas.openxmlformats.org/officeDocument/2006/relationships" uri="GoogleDocsCustomDataVersion2">
-  <go:docsCustomData xmlns:go="http://customooxmlschemas.google.com/" roundtripDataSignature="AMtx7miI6ct8zkllxw83zupGGW6fBaGhsw==">CgMxLjAaHwoBMBIaChgICVIUChJ0YWJsZS5hczlsdHE5aDllZXEaHwoBMRIaChgICVIUChJ0YWJsZS43eW8xejBsYXd6YnEaHwoBMhIaChgICVIUChJ0YWJsZS42ZjYxajM3MmppdzAyDmgueWh3dm1kaWJ1aDMzOAByITFabU1KQl91Nmxia3dLZnN5ZlJ1cXV3SDhiOEJKVm9YRg==</go:docsCustomData>
+  <go:docsCustomData xmlns:go="http://customooxmlschemas.google.com/" roundtripDataSignature="AMtx7mi4WsLzXVDBtGUXhl6kAfouB7ryPA==">CgMxLjAaHwoBMBIaChgICVIUChJ0YWJsZS5hczlsdHE5aDllZXEaDQoBMRIICgYIBTICCAEaHwoBMhIaChgICVIUChJ0YWJsZS43eW8xejBsYXd6YnEaHwoBMxIaChgICVIUChJ0YWJsZS42ZjYxajM3MmppdzAyDmgueWh3dm1kaWJ1aDMzOAByITFabU1KQl91Nmxia3dLZnN5ZlJ1cXV3SDhiOEJKVm9YRg==</go:docsCustomData>
 </go:gDocsCustomXmlDataStorage>
 </file>
 
